--- a/p21155_ptixiaki.docx
+++ b/p21155_ptixiaki.docx
@@ -331,7 +331,7 @@
       <w:r>
         <w:t>Η παρούσα πτυχιακή εργασία επικεντρώνεται στην ανάπτυξη και υλοποίηση μιας διαδραστικής εφαρμογής παιχνιδιού γνώσεων (Quiz) με την ονομασία 'Quizdom'. Η εφαρμογή αναπτύχθηκε με τη χρήση του SDK Flutter, επιτρέποντας τη cross-platform λειτουργία της σε Android και iOS συσκευές με κοινό κώδικα, ενώ για το backend χρησιμοποιήθηκε η πλατφόρμα Firebase.</w:t>
         <w:br/>
-        <w:t>Η εφαρμογή ενσωματώνει προηγμένα χαρακτηριστικά gamification, όπως δυναμικό πίνακα κατάταξης (Leaderboard) με τρισδιάστατη απεικόνιση βάθρου (Podium) για τους τρεις πρώτους παίκτες, σύστημα επιπέδων και τίτλων ανάλογα με το σκορ του χρήστη, καθώς και πλούσιο UI/UX με ομαλές μεταβάσεις και κινήσεις (animations) μέσω της βιβλιοθήκης flutter_animate. Επιπλέον, υλοποιήθηκε τοπικό σύστημα αναπαραγωγής ήχων (AudioService) για άμεση offline ανταπόκριση (σωστή/λανθασμένη απάντηση, χειροκρότημα τερματισμού), καθώς και ασφαλές σύστημα επιλογής και συμπίεσης φωτογραφιών προφίλ (ImagePicker) με δυναμικό περιορισμό διαστάσεων και ποιότητας για την αποφυγή υπέρβασης του ορίου 1MB εγγράφων του Cloud Firestore.</w:t>
+        <w:t>Η εφαρμογή ενσωματώνει προηγμένα χαρακτηριστικά gamification, όπως επιλογή επιπέδου δυσκολίας (Easy, Medium, Hard) με προσαρμοσμένους χρονοδιακόπτες αντίστροφης μέτρησης και κλιμακωτή βαθμολόγηση, δυναμικό πίνακα κατάταξης (Leaderboard) με τρισδιάστατη απεικόνιση βάθρου (Podium) για τους τρεις πρώτους παίκτες, σύστημα επιπέδων και τίτλων ανάλογα με το σκορ του χρήστη, καθώς και πλούσιο UI/UX με ομαλές μεταβάσεις και κινήσεις (animations) μέσω της βιβλιοθήκης flutter_animate. Επιπλέον, υλοποιήθηκε τοπικό σύστημα αναπαραγωγής ήχων (AudioService) για άμεση offline ανταπόκριση (σωστή/λανθασμένη απάντηση, χειροκρότημα τερματισμού), καθώς και ασφαλές σύστημα επιλογής και συμπίεσης φωτογραφιών προφίλ (ImagePicker) με δυναμικό περιορισμό διαστάσεων και ποιότητας για την αποφυγή υπέρβασης του ορίου 1MB εγγράφων του Cloud Firestore.</w:t>
       </w:r>
     </w:p>
     <w:p>
@@ -347,7 +347,7 @@
         <w:t xml:space="preserve">Λέξεις Κλειδιά: </w:t>
       </w:r>
       <w:r>
-        <w:t>Flutter, Firebase, Cloud Firestore, Quizdom, Gamification, Leaderboard, AudioPlayers, Image Compression</w:t>
+        <w:t>Flutter, Firebase, Cloud Firestore, Quizdom, Gamification, Leaderboard, AudioPlayers, Image Compression, Difficulty Levels, Countdown Timers</w:t>
       </w:r>
     </w:p>
     <w:p>
@@ -373,7 +373,7 @@
       <w:r>
         <w:t>This bachelor's thesis focuses on the development and implementation of an interactive trivia application named 'Quizdom'. The application is built using the Flutter SDK, enabling cross-platform deployment on Android and iOS devices using a single codebase, while leveraging the Firebase platform for backend infrastructure.</w:t>
         <w:br/>
-        <w:t>The application integrates advanced gamification features, such as a dynamic Leaderboard with a custom 3D-style Podium for the top three players, user level progression, and title badges based on cumulative score. A premium UI/UX design is achieved through smooth entry and interactive transitions using the flutter_animate library. Furthermore, a local audio service (AudioService) provides instant offline audio feedback for correct/incorrect answers and completion rewards. To ensure robust profile picture uploads without crashing, an image compression flow limits picked images to 512x512 pixels at 60% quality, preventing writes from exceeding Cloud Firestore's 1MB document limit.</w:t>
+        <w:t>The application integrates advanced gamification features, such as difficulty levels (Easy, Medium, Hard) with custom countdown timers and scaled scoring, a dynamic Leaderboard with a custom 3D-style Podium for the top three players, user level progression, and title badges based on cumulative score. A premium UI/UX design is achieved through smooth entry and interactive transitions using the flutter_animate library. Furthermore, a local audio service (AudioService) provides instant offline audio feedback for correct/incorrect answers and completion rewards. To ensure robust profile picture uploads without crashing, an image compression flow limits picked images to 512x512 pixels at 60% quality, preventing writes from exceeding Cloud Firestore's 1MB document limit.</w:t>
       </w:r>
     </w:p>
     <w:p>
@@ -493,7 +493,7 @@
     <w:p>
       <w:r>
         <w:br/>
-        <w:t>Το Quizdom προσφέρει μια ολοκληρωμένη cross-platform λύση. Με 6 διαφορετικές κατηγορίες (Space, Tech, Pop Culture, Myths, Deep Sea, Science) και 40 ερωτήσεις ανά κατηγορία (εκ των οποίων 20 επιλέγονται τυχαία σε κάθε παιχνίδι), η εφαρμογή διατηρεί το ενδιαφέρον αμείωτο. Η χρήση του Firebase επιτρέπει άμεσο συγχρονισμό δεδομένων χρηστών, σκορ και πινάκων κατάταξης σε πραγματικό χρόνο.</w:t>
+        <w:t>Το Quizdom προσφέρει μια ολοκληρωμένη cross-platform λύση. Με 6 διαφορετικές κατηγορίες (Space, Tech, Pop Culture, Myths, Deep Sea, Science) και 40 ερωτήσεις ανά κατηγορία (εκ των οποίων 10 επιλέγονται τυχαία σε κάθε παιχνίδι με βάση τη δυσκολία), η εφαρμογή διατηρεί το ενδιαφέρον αμείωτο. Η χρήση του Firebase επιτρέπει άμεσο συγχρονισμό δεδομένων χρηστών, σκορ και πινάκων κατάταξης σε πραγματικό χρόνο.</w:t>
         <w:br/>
       </w:r>
     </w:p>
@@ -586,9 +586,9 @@
         <w:br/>
         <w:t>Στο Cloud Firestore έχουν δημιουργηθεί δύο βασικές συλλογές:</w:t>
         <w:br/>
-        <w:t>1. 'QuestionsTest': Περιέχει έγγραφα για κάθε κατηγορία. Κάθε έγγραφο περιλαμβάνει έναν χάρτη (Map) με 40 ερωτήσεις, όπου κάθε ερώτηση περιλαμβάνει το questionText, το options Map και το correctOptionKey.</w:t>
+        <w:t>1. 'QuestionsTest': Περιέχει έγγραφα για κάθε κατηγορία. Κάθε έγγραφο περιλαμβάνει έναν χάρτη (Map) με 40 ερωτήσεις, όπου κάθε ερώτηση περιλαμβάνει το questionText, το options Map, το correctOptionKey, καθώς και το πεδίο difficulty ('easy', 'medium' ή 'hard').</w:t>
         <w:br/>
-        <w:t>2. 'userData': Κάθε έγγραφο χρήστη (με ID το uid του Auth) περιέχει τα εξής πεδία: email (String), name (String), score (int) και profilePic (Base64 String).</w:t>
+        <w:t>2. 'userData': Κάθε έγγραφο χρήστη (με ID το uid του Auth) περιέχει τα εξής πεδία: email (String), name (String), score (int - συνολικοί πόντοι) και profilePic (Base64 String).</w:t>
         <w:br/>
       </w:r>
     </w:p>
@@ -608,7 +608,7 @@
     <w:p>
       <w:r>
         <w:br/>
-        <w:t>Όταν ο χρήστης ολοκληρώνει ένα quiz, το σκορ του (αριθμός σωστών απαντήσεων) αποστέλλεται στο Firestore. Για την αποφυγή προβλημάτων συγχρονισμού (race conditions), η ενημέρωση του σκορ γίνεται μέσω Firestore Transaction. Το σύστημα διαβάζει το υπάρχον σκορ, προσθέτει το σκορ του τρέχοντος παιχνιδιού και ενημερώνει το έγγραφο χρήστη. Η UI πλευρά εφαρμόζει ομοιόμορφο πολλαπλασιαστή 100 πόντων ανά σωστή απάντηση.</w:t>
+        <w:t>Όταν ο χρήστης ολοκληρώνει ένα quiz, το σκορ του (συνολικοί πόντοι που κερδήθηκαν) αποστέλλεται στο Firestore. Για την αποφυγή προβλημάτων συγχρονισμού (race conditions), η ενημέρωση του σκορ γίνεται μέσω Firestore Transaction. Το σύστημα διαβάζει το υπάρχον σκορ, προσθέτει τους πόντους του τρέχοντος παιχνιδιού και ενημερώνει το έγγραφο χρήστη. Οι πόντοι ανά σωστή απάντηση καθορίζονται από το επίπεδο δυσκολίας (Easy: +50 πόντοι, Medium: +100 πόντοι, Hard: +200 πόντοι) και αποθηκεύονται απευθείας στη βάση.</w:t>
         <w:br/>
       </w:r>
     </w:p>
@@ -721,7 +721,7 @@
     <w:p>
       <w:r>
         <w:br/>
-        <w:t>Η εφαρμογή υιοθετεί ένα premium σκοτεινό θέμα (Slate 900 background, Slate 800 surfaces, Indigo/Cyan accents). Μέσω του πακέτου flutter_animate, όλα τα στοιχεία εισόδου των οθονών εκτελούν ομαλές κινήσεις fade-in, scale και slide κατά τη φόρτωση. Κατά τη live ροή του παιχνιδιού, η επιλογή λάθος απάντησης προκαλεί shake animation στο συγκεκριμένο widget, ενώ οι υπόλοιπες επιλογές μειώνουν την ορατότητά τους (opacity dimming) για εστίαση της προσοχής.</w:t>
+        <w:t>Η εφαρμογή υιοθετεί ένα premium σκοτεινό θέμα (Slate 900 background, Slate 800 surfaces, Indigo/Cyan accents). Μέσω του πακέτου flutter_animate, όλα τα στοιχεία εισόδου των οθονών εκτελούν ομαλές κινήσεις fade-in, scale και slide κατά τη φόρτωση. Κατά τη live ροή του παιχνιδιού, η επιλογή λάθος απάντησης προκαλεί shake animation στο συγκεκριμένο widget, ενώ οι υπόλοιπες επιλογές μειώνουν την ορατότητά τους (opacity dimming). Στα επίπεδα Medium και Hard, εμφανίζεται χρονοδιακόπτης αντίστροφης μέτρησης (15 και 10 δευτερόλεπτα αντίστοιχα) με μπάρα προόδου που αλλάζει χρώμα σε κόκκινο όταν απομένουν λιγότερα από 3 δευτερόλεπτα.</w:t>
         <w:br/>
       </w:r>
     </w:p>
@@ -792,6 +792,50 @@
     </w:p>
     <w:p>
       <w:pPr>
+        <w:jc w:val="center"/>
+      </w:pPr>
+      <w:r>
+        <w:drawing>
+          <wp:inline xmlns:a="http://schemas.openxmlformats.org/drawingml/2006/main" xmlns:pic="http://schemas.openxmlformats.org/drawingml/2006/picture">
+            <wp:extent cx="2011680" cy="2011680"/>
+            <wp:docPr id="1" name="Picture 1"/>
+            <wp:cNvGraphicFramePr>
+              <a:graphicFrameLocks noChangeAspect="1"/>
+            </wp:cNvGraphicFramePr>
+            <a:graphic>
+              <a:graphicData uri="http://schemas.openxmlformats.org/drawingml/2006/picture">
+                <pic:pic>
+                  <pic:nvPicPr>
+                    <pic:cNvPr id="0" name="login_screen.png"/>
+                    <pic:cNvPicPr/>
+                  </pic:nvPicPr>
+                  <pic:blipFill>
+                    <a:blip r:embed="rId9"/>
+                    <a:stretch>
+                      <a:fillRect/>
+                    </a:stretch>
+                  </pic:blipFill>
+                  <pic:spPr>
+                    <a:xfrm>
+                      <a:off x="0" y="0"/>
+                      <a:ext cx="2011680" cy="2011680"/>
+                    </a:xfrm>
+                    <a:prstGeom prst="rect"/>
+                  </pic:spPr>
+                </pic:pic>
+              </a:graphicData>
+            </a:graphic>
+          </wp:inline>
+        </w:drawing>
+      </w:r>
+    </w:p>
+    <w:p>
+      <w:r>
+        <w:br/>
+      </w:r>
+    </w:p>
+    <w:p>
+      <w:pPr>
         <w:pStyle w:val="Heading2"/>
       </w:pPr>
       <w:r>
@@ -806,7 +850,95 @@
     <w:p>
       <w:r>
         <w:br/>
-        <w:t>Η οθόνη επιλογής κατηγοριών εμφανίζει τις 6 θεματικές ενότητες σε μορφή Grid, με gradient cards και scale-on-tap εφέ. Κατά τη διάρκεια του quiz, ο χρήστης βλέπει μια ομαλή μπάρα προόδου (progress bar) και glassmorphic ερωτήσεις. Οι απαντήσεις χρωματίζονται με Emerald Green (σωστή) ή Rose Red (λάθος) κατά την επιλογή, προσφέροντας άμεση οπτική επιβεβαίωση.</w:t>
+        <w:t>Η οθόνη επιλογής κατηγοριών εμφανίζει τις 6 θεματικές ενότητες σε μορφή Grid, με gradient cards και scale-on-tap εφέ. Κατά την επιλογή κατηγορίας, εμφανίζεται bottom sheet για την επιλογή επιπέδου δυσκολίας (Easy, Medium, Hard). Κατά τη διάρκεια του quiz, ο χρήστης βλέπει μπάρα προόδου (progress bar), χρονόμετρο αντίστροφης μέτρησης (Medium/Hard) και glassmorphic ερωτήσεις. Οι απαντήσεις χρωματίζονται με Emerald Green (σωστή) ή Rose Red (λάθος) κατά την επιλογή.</w:t>
+        <w:br/>
+      </w:r>
+    </w:p>
+    <w:p>
+      <w:pPr>
+        <w:jc w:val="center"/>
+      </w:pPr>
+      <w:r>
+        <w:drawing>
+          <wp:inline xmlns:a="http://schemas.openxmlformats.org/drawingml/2006/main" xmlns:pic="http://schemas.openxmlformats.org/drawingml/2006/picture">
+            <wp:extent cx="2011680" cy="2011680"/>
+            <wp:docPr id="2" name="Picture 2"/>
+            <wp:cNvGraphicFramePr>
+              <a:graphicFrameLocks noChangeAspect="1"/>
+            </wp:cNvGraphicFramePr>
+            <a:graphic>
+              <a:graphicData uri="http://schemas.openxmlformats.org/drawingml/2006/picture">
+                <pic:pic>
+                  <pic:nvPicPr>
+                    <pic:cNvPr id="0" name="category_screen.png"/>
+                    <pic:cNvPicPr/>
+                  </pic:nvPicPr>
+                  <pic:blipFill>
+                    <a:blip r:embed="rId10"/>
+                    <a:stretch>
+                      <a:fillRect/>
+                    </a:stretch>
+                  </pic:blipFill>
+                  <pic:spPr>
+                    <a:xfrm>
+                      <a:off x="0" y="0"/>
+                      <a:ext cx="2011680" cy="2011680"/>
+                    </a:xfrm>
+                    <a:prstGeom prst="rect"/>
+                  </pic:spPr>
+                </pic:pic>
+              </a:graphicData>
+            </a:graphic>
+          </wp:inline>
+        </w:drawing>
+      </w:r>
+    </w:p>
+    <w:p>
+      <w:r>
+        <w:br/>
+      </w:r>
+    </w:p>
+    <w:p>
+      <w:pPr>
+        <w:jc w:val="center"/>
+      </w:pPr>
+      <w:r>
+        <w:drawing>
+          <wp:inline xmlns:a="http://schemas.openxmlformats.org/drawingml/2006/main" xmlns:pic="http://schemas.openxmlformats.org/drawingml/2006/picture">
+            <wp:extent cx="2011680" cy="2011680"/>
+            <wp:docPr id="3" name="Picture 3"/>
+            <wp:cNvGraphicFramePr>
+              <a:graphicFrameLocks noChangeAspect="1"/>
+            </wp:cNvGraphicFramePr>
+            <a:graphic>
+              <a:graphicData uri="http://schemas.openxmlformats.org/drawingml/2006/picture">
+                <pic:pic>
+                  <pic:nvPicPr>
+                    <pic:cNvPr id="0" name="quiz_screen.png"/>
+                    <pic:cNvPicPr/>
+                  </pic:nvPicPr>
+                  <pic:blipFill>
+                    <a:blip r:embed="rId11"/>
+                    <a:stretch>
+                      <a:fillRect/>
+                    </a:stretch>
+                  </pic:blipFill>
+                  <pic:spPr>
+                    <a:xfrm>
+                      <a:off x="0" y="0"/>
+                      <a:ext cx="2011680" cy="2011680"/>
+                    </a:xfrm>
+                    <a:prstGeom prst="rect"/>
+                  </pic:spPr>
+                </pic:pic>
+              </a:graphicData>
+            </a:graphic>
+          </wp:inline>
+        </w:drawing>
+      </w:r>
+    </w:p>
+    <w:p>
+      <w:r>
         <w:br/>
       </w:r>
     </w:p>
@@ -826,7 +958,51 @@
     <w:p>
       <w:r>
         <w:br/>
-        <w:t>Η οθόνη αποτελεσμάτων εμφανίζει ένα κυκλικό γράφημα ποσοστού επιτυχίας, Lottie animations και κουμπιά επιστροφής. Η οθόνη Leaderboard διαθέτει ένα native τρισδιάστατο βάθρο (Podium) με χρυσό, ασημένιο και χάλκινο πυλώνα για τους 3 πρώτους χρήστες, ενώ οι υπόλοιποι εμφανίζονται σε λίστα. Η οθόνη Profile δείχνει τα στατιστικά του παίκτη (Total Score, Correct answers, Level, Title) και επιτρέπει την αλλαγή της φωτογραφίας προφίλ.</w:t>
+        <w:t>Η οθόνη αποτελεσμάτων εμφανίζει κυκλικό γράφημα ποσοστού επιτυχίας, Lottie animations, πόντους που κερδήθηκαν ανάλογα με τη δυσκολία και κουμπιά επιστροφής. Η οθόνη Leaderboard διαθέτει native τρισδιάστατο βάθρο (Podium) με χρυσό, ασημένιο και χάλκινο πυλώνα για τους 3 πρώτους χρήστες (σε πραγματικούς πόντους). Η οθόνη Profile δείχνει τα στατιστικά του παίκτη (Total Points, Level, Rank Title, Status) και επιτρέπει την αλλαγή της φωτογραφίας προφίλ.</w:t>
+        <w:br/>
+      </w:r>
+    </w:p>
+    <w:p>
+      <w:pPr>
+        <w:jc w:val="center"/>
+      </w:pPr>
+      <w:r>
+        <w:drawing>
+          <wp:inline xmlns:a="http://schemas.openxmlformats.org/drawingml/2006/main" xmlns:pic="http://schemas.openxmlformats.org/drawingml/2006/picture">
+            <wp:extent cx="2011680" cy="2011680"/>
+            <wp:docPr id="4" name="Picture 4"/>
+            <wp:cNvGraphicFramePr>
+              <a:graphicFrameLocks noChangeAspect="1"/>
+            </wp:cNvGraphicFramePr>
+            <a:graphic>
+              <a:graphicData uri="http://schemas.openxmlformats.org/drawingml/2006/picture">
+                <pic:pic>
+                  <pic:nvPicPr>
+                    <pic:cNvPr id="0" name="leaderboard.png"/>
+                    <pic:cNvPicPr/>
+                  </pic:nvPicPr>
+                  <pic:blipFill>
+                    <a:blip r:embed="rId12"/>
+                    <a:stretch>
+                      <a:fillRect/>
+                    </a:stretch>
+                  </pic:blipFill>
+                  <pic:spPr>
+                    <a:xfrm>
+                      <a:off x="0" y="0"/>
+                      <a:ext cx="2011680" cy="2011680"/>
+                    </a:xfrm>
+                    <a:prstGeom prst="rect"/>
+                  </pic:spPr>
+                </pic:pic>
+              </a:graphicData>
+            </a:graphic>
+          </wp:inline>
+        </w:drawing>
+      </w:r>
+    </w:p>
+    <w:p>
+      <w:r>
         <w:br/>
       </w:r>
     </w:p>
